--- a/Memoria TFM.docx
+++ b/Memoria TFM.docx
@@ -8707,7 +8707,7 @@
           <w:noProof/>
         </w:rPr>
         <w:drawing>
-          <wp:inline distT="0" distB="0" distL="0" distR="0" wp14:anchorId="5F02B538" wp14:editId="1248F2C8">
+          <wp:inline distT="0" distB="0" distL="0" distR="0" wp14:anchorId="5F02B538" wp14:editId="60C7E23F">
             <wp:extent cx="4681063" cy="6921500"/>
             <wp:effectExtent l="0" t="0" r="5715" b="0"/>
             <wp:docPr id="404447416" name="Picture 1" descr="A screenshot of a computer&#10;&#10;AI-generated content may be incorrect."/>

--- a/Memoria TFM.docx
+++ b/Memoria TFM.docx
@@ -8707,7 +8707,7 @@
           <w:noProof/>
         </w:rPr>
         <w:drawing>
-          <wp:inline distT="0" distB="0" distL="0" distR="0" wp14:anchorId="5F02B538" wp14:editId="60C7E23F">
+          <wp:inline distT="0" distB="0" distL="0" distR="0" wp14:anchorId="5F02B538" wp14:editId="2CCD493B">
             <wp:extent cx="4681063" cy="6921500"/>
             <wp:effectExtent l="0" t="0" r="5715" b="0"/>
             <wp:docPr id="404447416" name="Picture 1" descr="A screenshot of a computer&#10;&#10;AI-generated content may be incorrect."/>

--- a/Memoria TFM.docx
+++ b/Memoria TFM.docx
@@ -8707,7 +8707,7 @@
           <w:noProof/>
         </w:rPr>
         <w:drawing>
-          <wp:inline distT="0" distB="0" distL="0" distR="0" wp14:anchorId="5F02B538" wp14:editId="2CCD493B">
+          <wp:inline distT="0" distB="0" distL="0" distR="0" wp14:anchorId="5F02B538" wp14:editId="2366B355">
             <wp:extent cx="4681063" cy="6921500"/>
             <wp:effectExtent l="0" t="0" r="5715" b="0"/>
             <wp:docPr id="404447416" name="Picture 1" descr="A screenshot of a computer&#10;&#10;AI-generated content may be incorrect."/>

--- a/Memoria TFM.docx
+++ b/Memoria TFM.docx
@@ -173,33 +173,7 @@
           <w:szCs w:val="44"/>
           <w14:ligatures w14:val="none"/>
         </w:rPr>
-        <w:t xml:space="preserve">istema </w:t>
-      </w:r>
-      <w:proofErr w:type="gramStart"/>
-      <w:r>
-        <w:rPr>
-          <w:rFonts w:ascii="Times New Roman" w:hAnsi="Times New Roman" w:cs="Times New Roman"/>
-          <w:b/>
-          <w:bCs/>
-          <w:kern w:val="0"/>
-          <w:sz w:val="44"/>
-          <w:szCs w:val="44"/>
-          <w14:ligatures w14:val="none"/>
-        </w:rPr>
-        <w:t>Multi-Agente Inteligente</w:t>
-      </w:r>
-      <w:proofErr w:type="gramEnd"/>
-      <w:r>
-        <w:rPr>
-          <w:rFonts w:ascii="Times New Roman" w:hAnsi="Times New Roman" w:cs="Times New Roman"/>
-          <w:b/>
-          <w:bCs/>
-          <w:kern w:val="0"/>
-          <w:sz w:val="44"/>
-          <w:szCs w:val="44"/>
-          <w14:ligatures w14:val="none"/>
-        </w:rPr>
-        <w:t xml:space="preserve"> para Análisis Predictivo de las Memorias Bancarias Anuales</w:t>
+        <w:t>istema Multi-Agente Inteligente para Análisis Predictivo de las Memorias Bancarias Anuales</w:t>
       </w:r>
     </w:p>
     <w:p>
@@ -3133,25 +3107,7 @@
           <w:b/>
           <w:bCs/>
         </w:rPr>
-        <w:t xml:space="preserve">Modelos de Series Temporales </w:t>
-      </w:r>
-      <w:proofErr w:type="gramStart"/>
-      <w:r>
-        <w:rPr>
-          <w:rFonts w:ascii="Times New Roman" w:hAnsi="Times New Roman" w:cs="Times New Roman"/>
-          <w:b/>
-          <w:bCs/>
-        </w:rPr>
-        <w:t>para Forecasting</w:t>
-      </w:r>
-      <w:proofErr w:type="gramEnd"/>
-      <w:r>
-        <w:rPr>
-          <w:rFonts w:ascii="Times New Roman" w:hAnsi="Times New Roman" w:cs="Times New Roman"/>
-          <w:b/>
-          <w:bCs/>
-        </w:rPr>
-        <w:t>: </w:t>
+        <w:t>Modelos de Series Temporales para Forecasting: </w:t>
       </w:r>
       <w:r>
         <w:rPr>
@@ -3832,13 +3788,7 @@
         <w:rPr>
           <w:rFonts w:ascii="Times New Roman" w:hAnsi="Times New Roman" w:cs="Times New Roman"/>
         </w:rPr>
-        <w:t xml:space="preserve">de los estados financieros, concretamente ubicadas en las páginas </w:t>
-      </w:r>
-      <w:r>
-        <w:rPr>
-          <w:rFonts w:ascii="Times New Roman" w:hAnsi="Times New Roman" w:cs="Times New Roman"/>
-        </w:rPr>
-        <w:t>54-60</w:t>
+        <w:t>de los estados financieros</w:t>
       </w:r>
       <w:r>
         <w:rPr>
@@ -4212,21 +4162,7 @@
         <w:rPr>
           <w:rFonts w:ascii="Times New Roman" w:hAnsi="Times New Roman" w:cs="Times New Roman"/>
         </w:rPr>
-        <w:t xml:space="preserve">Genera </w:t>
-      </w:r>
-      <w:proofErr w:type="gramStart"/>
-      <w:r>
-        <w:rPr>
-          <w:rFonts w:ascii="Times New Roman" w:hAnsi="Times New Roman" w:cs="Times New Roman"/>
-        </w:rPr>
-        <w:t>un PDF</w:t>
-      </w:r>
-      <w:proofErr w:type="gramEnd"/>
-      <w:r>
-        <w:rPr>
-          <w:rFonts w:ascii="Times New Roman" w:hAnsi="Times New Roman" w:cs="Times New Roman"/>
-        </w:rPr>
-        <w:t xml:space="preserve"> optimizado</w:t>
+        <w:t>Genera un PDF optimizado</w:t>
       </w:r>
       <w:r>
         <w:rPr>
@@ -4304,7 +4240,7 @@
           <w:noProof/>
         </w:rPr>
         <w:drawing>
-          <wp:inline distT="0" distB="0" distL="0" distR="0" wp14:anchorId="4C9F6B54" wp14:editId="039FB8FC">
+          <wp:inline distT="0" distB="0" distL="0" distR="0" wp14:anchorId="4C9F6B54" wp14:editId="381E19AD">
             <wp:extent cx="5704449" cy="749554"/>
             <wp:effectExtent l="0" t="0" r="0" b="0"/>
             <wp:docPr id="944539470" name="Picture 1"/>
@@ -4315,7 +4251,7 @@
               <a:graphicData uri="http://schemas.openxmlformats.org/drawingml/2006/picture">
                 <pic:pic xmlns:pic="http://schemas.openxmlformats.org/drawingml/2006/picture">
                   <pic:nvPicPr>
-                    <pic:cNvPr id="944539470" name=""/>
+                    <pic:cNvPr id="944539470" name="Picture 1"/>
                     <pic:cNvPicPr/>
                   </pic:nvPicPr>
                   <pic:blipFill>
@@ -4426,21 +4362,7 @@
         <w:rPr>
           <w:rFonts w:ascii="Times New Roman" w:hAnsi="Times New Roman" w:cs="Times New Roman"/>
         </w:rPr>
-        <w:t xml:space="preserve">: Asignación </w:t>
-      </w:r>
-      <w:proofErr w:type="gramStart"/>
-      <w:r>
-        <w:rPr>
-          <w:rFonts w:ascii="Times New Roman" w:hAnsi="Times New Roman" w:cs="Times New Roman"/>
-        </w:rPr>
-        <w:t>a</w:t>
-      </w:r>
-      <w:proofErr w:type="gramEnd"/>
-      <w:r>
-        <w:rPr>
-          <w:rFonts w:ascii="Times New Roman" w:hAnsi="Times New Roman" w:cs="Times New Roman"/>
-        </w:rPr>
-        <w:t xml:space="preserve"> agentes balance, income, cashflows, equity</w:t>
+        <w:t>: Asignación a agentes balance, income, cashflows, equity</w:t>
       </w:r>
     </w:p>
     <w:p>
@@ -8112,21 +8034,7 @@
         <w:rPr>
           <w:rFonts w:ascii="Times New Roman" w:hAnsi="Times New Roman" w:cs="Times New Roman"/>
         </w:rPr>
-        <w:t xml:space="preserve">Patrón de arquitectura multi-agente escalable aplicable </w:t>
-      </w:r>
-      <w:proofErr w:type="gramStart"/>
-      <w:r>
-        <w:rPr>
-          <w:rFonts w:ascii="Times New Roman" w:hAnsi="Times New Roman" w:cs="Times New Roman"/>
-        </w:rPr>
-        <w:t>a</w:t>
-      </w:r>
-      <w:proofErr w:type="gramEnd"/>
-      <w:r>
-        <w:rPr>
-          <w:rFonts w:ascii="Times New Roman" w:hAnsi="Times New Roman" w:cs="Times New Roman"/>
-        </w:rPr>
-        <w:t xml:space="preserve"> otros dominios documentales regulados (seguros, auditoría)</w:t>
+        <w:t>Patrón de arquitectura multi-agente escalable aplicable a otros dominios documentales regulados (seguros, auditoría)</w:t>
       </w:r>
     </w:p>
     <w:p>
@@ -8707,7 +8615,7 @@
           <w:noProof/>
         </w:rPr>
         <w:drawing>
-          <wp:inline distT="0" distB="0" distL="0" distR="0" wp14:anchorId="5F02B538" wp14:editId="2366B355">
+          <wp:inline distT="0" distB="0" distL="0" distR="0" wp14:anchorId="5F02B538" wp14:editId="59744661">
             <wp:extent cx="4681063" cy="6921500"/>
             <wp:effectExtent l="0" t="0" r="5715" b="0"/>
             <wp:docPr id="404447416" name="Picture 1" descr="A screenshot of a computer&#10;&#10;AI-generated content may be incorrect."/>
